--- a/project_summary_v2.docx
+++ b/project_summary_v2.docx
@@ -17,6 +17,7 @@
           <w:szCs w:val="36"/>
         </w:rPr>
       </w:pPr>
+      <w:bookmarkStart w:id="0" w:name="_GoBack"/>
       <w:r>
         <w:rPr>
           <w:rFonts w:ascii="Segoe UI" w:eastAsia="Times New Roman" w:hAnsi="Segoe UI" w:cs="Segoe UI"/>
@@ -8987,7 +8988,26 @@
           <w:sz w:val="24"/>
           <w:szCs w:val="24"/>
         </w:rPr>
-        <w:t> __________________________________________</w:t>
+        <w:t> __</w:t>
+      </w:r>
+      <w:r>
+        <w:rPr>
+          <w:rFonts w:ascii="Segoe UI" w:eastAsia="Times New Roman" w:hAnsi="Segoe UI" w:cs="Segoe UI"/>
+          <w:color w:val="0F1115"/>
+          <w:sz w:val="24"/>
+          <w:szCs w:val="24"/>
+          <w:u w:val="single"/>
+        </w:rPr>
+        <w:t>18 April 2026</w:t>
+      </w:r>
+      <w:r>
+        <w:rPr>
+          <w:rFonts w:ascii="Segoe UI" w:eastAsia="Times New Roman" w:hAnsi="Segoe UI" w:cs="Segoe UI"/>
+          <w:color w:val="0F1115"/>
+          <w:sz w:val="24"/>
+          <w:szCs w:val="24"/>
+        </w:rPr>
+        <w:t>________________________________________</w:t>
       </w:r>
     </w:p>
     <w:p>
@@ -9141,7 +9161,26 @@
           <w:sz w:val="24"/>
           <w:szCs w:val="24"/>
         </w:rPr>
-        <w:t> __________________________________________</w:t>
+        <w:t> ___</w:t>
+      </w:r>
+      <w:r>
+        <w:rPr>
+          <w:rFonts w:ascii="Segoe UI" w:eastAsia="Times New Roman" w:hAnsi="Segoe UI" w:cs="Segoe UI"/>
+          <w:color w:val="0F1115"/>
+          <w:sz w:val="24"/>
+          <w:szCs w:val="24"/>
+          <w:u w:val="single"/>
+        </w:rPr>
+        <w:t>18 April 2026</w:t>
+      </w:r>
+      <w:r>
+        <w:rPr>
+          <w:rFonts w:ascii="Segoe UI" w:eastAsia="Times New Roman" w:hAnsi="Segoe UI" w:cs="Segoe UI"/>
+          <w:color w:val="0F1115"/>
+          <w:sz w:val="24"/>
+          <w:szCs w:val="24"/>
+        </w:rPr>
+        <w:t>_______________________________________</w:t>
       </w:r>
     </w:p>
     <w:p>
@@ -9156,7 +9195,6 @@
           <w:u w:val="single"/>
         </w:rPr>
       </w:pPr>
-      <w:bookmarkStart w:id="0" w:name="_GoBack"/>
       <w:r>
         <w:rPr>
           <w:rFonts w:ascii="Segoe UI" w:eastAsia="Times New Roman" w:hAnsi="Segoe UI" w:cs="Segoe UI"/>
@@ -9191,7 +9229,6 @@
         </w:rPr>
         <w:t>:</w:t>
       </w:r>
-      <w:bookmarkEnd w:id="0"/>
       <w:r>
         <w:t xml:space="preserve"> </w:t>
       </w:r>
@@ -9299,7 +9336,26 @@
           <w:sz w:val="24"/>
           <w:szCs w:val="24"/>
         </w:rPr>
-        <w:t> __________________________________________</w:t>
+        <w:t> ___</w:t>
+      </w:r>
+      <w:r>
+        <w:rPr>
+          <w:rFonts w:ascii="Segoe UI" w:eastAsia="Times New Roman" w:hAnsi="Segoe UI" w:cs="Segoe UI"/>
+          <w:color w:val="0F1115"/>
+          <w:sz w:val="24"/>
+          <w:szCs w:val="24"/>
+          <w:u w:val="single"/>
+        </w:rPr>
+        <w:t>18 April 2026</w:t>
+      </w:r>
+      <w:r>
+        <w:rPr>
+          <w:rFonts w:ascii="Segoe UI" w:eastAsia="Times New Roman" w:hAnsi="Segoe UI" w:cs="Segoe UI"/>
+          <w:color w:val="0F1115"/>
+          <w:sz w:val="24"/>
+          <w:szCs w:val="24"/>
+        </w:rPr>
+        <w:t>_______________________________________</w:t>
       </w:r>
     </w:p>
     <w:p>
@@ -9314,6 +9370,7 @@
         </w:rPr>
       </w:pPr>
     </w:p>
+    <w:bookmarkEnd w:id="0"/>
     <w:p/>
     <w:sectPr>
       <w:pgSz w:w="12240" w:h="15840"/>
